--- a/Noi-dung-Portfolio-Mason.docx
+++ b/Noi-dung-Portfolio-Mason.docx
@@ -171,7 +171,7 @@
         <w:t xml:space="preserve">Dòng nhỏ phía trên tiêu đề: </w:t>
       </w:r>
       <w:r>
-        <w:t>Portfolio 2026</w:t>
+        <w:t>Về tôi</w:t>
       </w:r>
     </w:p>
     <w:p>
@@ -185,7 +185,7 @@
         <w:t xml:space="preserve">Tiêu đề chính (chữ to nhất trang): </w:t>
       </w:r>
       <w:r>
-        <w:t>4 năm làm cầu nối chiến lược giữa Agency và Nhãn hàng — giờ sẵn sàng ngồi phía bên kia bàn.</w:t>
+        <w:t>5 năm làm cầu nối chiến lược giữa Agency và Nhãn hàng — giờ sẵn sàng ngồi phía bên kia bàn.</w:t>
       </w:r>
     </w:p>
     <w:p>
@@ -199,7 +199,7 @@
         <w:t xml:space="preserve">Mô tả phụ dưới tiêu đề: </w:t>
       </w:r>
       <w:r>
-        <w:t>Mình là Quý Anh — chuyên gia Quản lý Tài khoản &amp; Quản lý Dự án, từng trực tiếp điều phối hơn 40 chiến dịch IMC cho Vietnam Airlines, Panasonic, VPBank và nhiều nhãn hàng lớn khác.</w:t>
+        <w:t>Tôi là Quý Anh — chuyên gia Quản lý Dự án Marketing, từng trực tiếp điều phối hơn 40 chiến dịch IMC cho Vietnam Airlines, Panasonic, Long Hải, Sông Hồng và nhiều nhãn hàng lớn khác.</w:t>
       </w:r>
     </w:p>
     <w:p>
@@ -241,7 +241,7 @@
         <w:t xml:space="preserve">Ảnh bên phải: </w:t>
       </w:r>
       <w:r>
-        <w:t>Ảnh chân dung (đứng trước cổng gỗ cổ) + chữ ký viết tay màu đỏ "Mason Nguyen" đè lên góc dưới ảnh</w:t>
+        <w:t>Ảnh chân dung (đứng trước cổng gỗ cổ), viền gradient đỏ, hiệu ứng parallax nhẹ khi cuộn + chữ ký viết tay màu đỏ "Mason Nguyen" đè góc dưới ảnh + thẻ nổi (badge) góc trên hiện chức danh "Senior Account Executive &amp; Quản lý Dự án"</w:t>
       </w:r>
     </w:p>
     <w:p>
@@ -274,7 +274,7 @@
         <w:rPr>
           <w:color w:val="C21E1E"/>
         </w:rPr>
-        <w:t>3. Dải khách hàng</w:t>
+        <w:t>3. Khách hàng đã hợp tác (Clients)</w:t>
       </w:r>
     </w:p>
     <w:p>
@@ -292,7 +292,7 @@
           <w:i/>
           <w:color w:val="6E6E6E"/>
         </w:rPr>
-        <w:t>Ngay dưới Hero, dải chữ chạy ngang liên tục (marquee)</w:t>
+        <w:t>Ngay dưới Hero (bản Bold: lưới thẻ logo có hover + bấm vào để nhảy tới case study liên quan; bản Minimal: dải pill tên)</w:t>
       </w:r>
     </w:p>
     <w:p>
@@ -317,10 +317,37 @@
         <w:rPr>
           <w:b/>
         </w:rPr>
-        <w:t xml:space="preserve">Danh sách tên khách hàng: </w:t>
+        <w:t xml:space="preserve">Tổng số: </w:t>
       </w:r>
       <w:r>
-        <w:t>27 tên, chạy nối tiếp: Vietnam Airlines, Mavin, BCC Pharma, Long Hai, Hong Ha, VTVcab, Song Hong, Kova, PV Pharma, BIM Land, Panasonic, Panasonic Cooking, PVI AM, The Ascott, Kalite, Leben Community Vietnam, JNTO, VPBank SME, Trần Phú, DVN, TH, Viet Han, Vietnam Robotics, Anmira Resort &amp; Spa, Tien Cuong, Bon Chon, Volwatt</w:t>
+        <w:t>28 khách hàng (25 có logo, 3 chỉ hiện tên, 5 bấm vào nhảy tới case study)</w:t>
+      </w:r>
+    </w:p>
+    <w:p>
+      <w:pPr>
+        <w:pStyle w:val="ListBullet"/>
+        <w:spacing w:after="40"/>
+      </w:pPr>
+      <w:r>
+        <w:t>Doanh nghiệp lớn trong nước: Vietnam Airlines*→case study, Mavin*, BCC Pharma*, Long Hải*, Hồng Hà*, VTVcab*, Chăn ga gối Sông Hồng*→case study, Kova*, PV Pharma*, BIM Land*</w:t>
+      </w:r>
+    </w:p>
+    <w:p>
+      <w:pPr>
+        <w:pStyle w:val="ListBullet"/>
+        <w:spacing w:after="40"/>
+      </w:pPr>
+      <w:r>
+        <w:t>Doanh nghiệp toàn cầu: Panasonic*→case study, Panasonic Cooking*→case study, PVI AM*, The Ascott*, Kalite*, UKG, Leben Community Vietnam*, JNTO*</w:t>
+      </w:r>
+    </w:p>
+    <w:p>
+      <w:pPr>
+        <w:pStyle w:val="ListBullet"/>
+        <w:spacing w:after="40"/>
+      </w:pPr>
+      <w:r>
+        <w:t>Doanh nghiệp SME: VPBank SME→case study, Trần Phú, DVN*, TH*, Cáp điện Việt Hàn*, Vietnam Robotics*, Anmira Resort &amp; Spa*, Tien Cuong*, Bon Chon*, Volwatt Việt Nam*</w:t>
       </w:r>
     </w:p>
     <w:p>
@@ -405,7 +432,7 @@
         <w:spacing w:after="40"/>
       </w:pPr>
       <w:r>
-        <w:t>Đoạn 1: Mình là chuyên gia Quản lý Tài khoản (Account Management) và Quản lý Dự án với hơn 4 năm kinh nghiệm tại môi trường Agency — bắt đầu từ vị trí Marketing Intern và phát triển lên Senior Account Executive tại Novaon Digital.</w:t>
+        <w:t>Đoạn 1: Tôi là chuyên gia Quản lý Tài khoản (Account Management) và Quản lý Dự án với hơn 5 năm kinh nghiệm tại môi trường Agency — bắt đầu từ vị trí Marketing Intern và phát triển lên Senior Account Executive tại Novaon Digital.</w:t>
       </w:r>
     </w:p>
     <w:p>
@@ -414,7 +441,7 @@
         <w:spacing w:after="40"/>
       </w:pPr>
       <w:r>
-        <w:t>Đoạn 2: Vai trò của mình là cầu nối chiến lược giữa Agency và Khách hàng: tổng hợp, phân tích thông tin và điều phối các chiến dịch truyền thông tích hợp (IMC) đa kênh. Mình đã có kinh nghiệm thực chiến trong nhiều ngành lớn như Hàng không, Điện máy, Bán lẻ và Ngân hàng.</w:t>
+        <w:t>Đoạn 2: Vai trò của tôi là cầu nối chiến lược giữa Agency và Khách hàng: tổng hợp, phân tích thông tin và điều phối các chiến dịch truyền thông tích hợp (IMC) đa kênh. Tôi đã có kinh nghiệm thực chiến trong nhiều ngành lớn như Hàng không, Điện máy, Bán lẻ và Ngân hàng.</w:t>
       </w:r>
     </w:p>
     <w:p>
@@ -472,7 +499,7 @@
         <w:spacing w:after="40"/>
       </w:pPr>
       <w:r>
-        <w:t>4+ — năm kinh nghiệm Agency</w:t>
+        <w:t>5+ — năm kinh nghiệm Agency</w:t>
       </w:r>
     </w:p>
     <w:p>
@@ -499,7 +526,16 @@
         <w:spacing w:after="40"/>
       </w:pPr>
       <w:r>
-        <w:t>80% — tỷ lệ giữ chân khách hàng</w:t>
+        <w:t>85% — tỷ lệ giữ chân khách hàng</w:t>
+      </w:r>
+    </w:p>
+    <w:p>
+      <w:pPr>
+        <w:pStyle w:val="ListBullet"/>
+        <w:spacing w:after="40"/>
+      </w:pPr>
+      <w:r>
+        <w:t>2.5% — Chỉ số ROAS</w:t>
       </w:r>
     </w:p>
     <w:p>
@@ -893,7 +929,7 @@
         <w:t xml:space="preserve">Thời gian: </w:t>
       </w:r>
       <w:r>
-        <w:t>2023 — 2024</w:t>
+        <w:t>2023 — 2026</w:t>
       </w:r>
     </w:p>
     <w:p>
@@ -960,7 +996,7 @@
         <w:rPr>
           <w:color w:val="171717"/>
         </w:rPr>
-        <w:t>Dự án 2: Panasonic Service Vietnam</w:t>
+        <w:t>Dự án 2: Panasonic Vietnam</w:t>
       </w:r>
     </w:p>
     <w:p>
@@ -988,7 +1024,7 @@
         <w:t xml:space="preserve">Thời gian: </w:t>
       </w:r>
       <w:r>
-        <w:t>2023 — 2024</w:t>
+        <w:t>2023 — 2026</w:t>
       </w:r>
     </w:p>
     <w:p>
@@ -1712,7 +1748,7 @@
         <w:t xml:space="preserve">Mô tả ngắn: </w:t>
       </w:r>
       <w:r>
-        <w:t>Đang tìm kiếm một vị trí Marketing/Brand Manager phía nhãn hàng? Mình luôn sẵn sàng cho một cuộc trò chuyện.</w:t>
+        <w:t>Đang tìm kiếm một vị trí Marketing/Brand Manager phía nhãn hàng? Tôi luôn sẵn sàng cho một cuộc trò chuyện.</w:t>
       </w:r>
     </w:p>
     <w:p>
